--- a/templates/fermeture-decision-dissolution.docx
+++ b/templates/fermeture-decision-dissolution.docx
@@ -289,7 +289,7 @@
         <w:spacing w:after="200"/>
       </w:pPr>
       <w:r>
-        <w:t xml:space="preserve">Il rendra compte de sa gestion et établira, dans les six mois de la clôture de chaque exercice, les comptes annuels et un rapport écrit sur les opérations de liquidation, conformément à l'article L. 237-25 du code de commerce.</w:t>
+        <w:t xml:space="preserve">{{LIQUIDATEUR_PRONOM}} rendra compte de sa gestion et établira, dans les six mois de la clôture de chaque exercice, les comptes annuels et un rapport écrit sur les opérations de liquidation, conformément à l'article L. 237-25 du code de commerce.</w:t>
       </w:r>
     </w:p>
     <w:p>
